--- a/TS-Kramam/TS-1.1/TS 1.1 Sanskrit Krama Paatam Corrections.docx
+++ b/TS-Kramam/TS-1.1/TS 1.1 Sanskrit Krama Paatam Corrections.docx
@@ -72,7 +72,27 @@
           <w:szCs w:val="32"/>
           <w:u w:val="single"/>
         </w:rPr>
-        <w:t>31st Jan 2026</w:t>
+        <w:t xml:space="preserve">31st </w:t>
+      </w:r>
+      <w:r>
+        <w:rPr>
+          <w:b/>
+          <w:bCs/>
+          <w:sz w:val="32"/>
+          <w:szCs w:val="32"/>
+          <w:u w:val="single"/>
+        </w:rPr>
+        <w:t>May</w:t>
+      </w:r>
+      <w:r>
+        <w:rPr>
+          <w:b/>
+          <w:bCs/>
+          <w:sz w:val="32"/>
+          <w:szCs w:val="32"/>
+          <w:u w:val="single"/>
+        </w:rPr>
+        <w:t xml:space="preserve"> 2026</w:t>
       </w:r>
     </w:p>
     <w:p>
@@ -1032,10 +1052,11 @@
               <w:spacing w:before="0" w:line="240" w:lineRule="auto"/>
               <w:jc w:val="center"/>
               <w:rPr>
-                <w:rFonts w:ascii="BRH Devanagari Extra" w:hAnsi="BRH Devanagari Extra" w:cs="BRH Devanagari Extra"/>
-                <w:sz w:val="40"/>
-                <w:szCs w:val="40"/>
-                <w:lang w:val="it-IT" w:bidi="ml-IN"/>
+                <w:rFonts w:ascii="BRH Malayalam Extra" w:eastAsia="Times New Roman" w:hAnsi="BRH Malayalam Extra" w:cs="BRH Malayalam Extra"/>
+                <w:color w:val="000000"/>
+                <w:sz w:val="40"/>
+                <w:szCs w:val="40"/>
+                <w:lang w:val="it-IT" w:eastAsia="en-IN" w:bidi="ml-IN"/>
               </w:rPr>
             </w:pPr>
             <w:r>
@@ -1096,23 +1117,6 @@
               </w:rPr>
               <w:t>×þiÉ - ´ÉÏÈ |</w:t>
             </w:r>
-          </w:p>
-          <w:p>
-            <w:pPr>
-              <w:widowControl w:val="0"/>
-              <w:autoSpaceDE w:val="0"/>
-              <w:autoSpaceDN w:val="0"/>
-              <w:adjustRightInd w:val="0"/>
-              <w:spacing w:before="0" w:line="240" w:lineRule="auto"/>
-              <w:jc w:val="center"/>
-              <w:rPr>
-                <w:rFonts w:ascii="BRH Malayalam Extra" w:eastAsia="Times New Roman" w:hAnsi="BRH Malayalam Extra" w:cs="BRH Malayalam Extra"/>
-                <w:color w:val="000000"/>
-                <w:sz w:val="40"/>
-                <w:szCs w:val="40"/>
-                <w:lang w:val="it-IT" w:eastAsia="en-IN" w:bidi="ml-IN"/>
-              </w:rPr>
-            </w:pPr>
           </w:p>
         </w:tc>
         <w:tc>
@@ -1739,6 +1743,32 @@
         </w:rPr>
         <w:t>==================</w:t>
       </w:r>
+    </w:p>
+    <w:p>
+      <w:pPr>
+        <w:spacing w:before="0" w:line="240" w:lineRule="auto"/>
+        <w:jc w:val="center"/>
+        <w:rPr>
+          <w:b/>
+          <w:bCs/>
+          <w:sz w:val="32"/>
+          <w:szCs w:val="32"/>
+          <w:u w:val="single"/>
+        </w:rPr>
+      </w:pPr>
+    </w:p>
+    <w:p>
+      <w:pPr>
+        <w:spacing w:before="0" w:line="240" w:lineRule="auto"/>
+        <w:jc w:val="center"/>
+        <w:rPr>
+          <w:b/>
+          <w:bCs/>
+          <w:sz w:val="32"/>
+          <w:szCs w:val="32"/>
+          <w:u w:val="single"/>
+        </w:rPr>
+      </w:pPr>
     </w:p>
     <w:p>
       <w:pPr>
@@ -2183,19 +2213,6 @@
           <w:u w:val="single"/>
         </w:rPr>
       </w:pPr>
-    </w:p>
-    <w:p>
-      <w:pPr>
-        <w:spacing w:before="0" w:line="240" w:lineRule="auto"/>
-        <w:jc w:val="center"/>
-        <w:rPr>
-          <w:b/>
-          <w:bCs/>
-          <w:sz w:val="32"/>
-          <w:szCs w:val="32"/>
-          <w:u w:val="single"/>
-        </w:rPr>
-      </w:pPr>
       <w:r>
         <w:rPr>
           <w:b/>
@@ -2548,11 +2565,7 @@
           <w:u w:val="single"/>
         </w:rPr>
       </w:pPr>
-    </w:p>
-    <w:p>
-      <w:pPr>
-        <w:spacing w:before="0" w:line="240" w:lineRule="auto"/>
-        <w:jc w:val="center"/>
+      <w:r>
         <w:rPr>
           <w:b/>
           <w:bCs/>
@@ -2560,107 +2573,6 @@
           <w:szCs w:val="32"/>
           <w:u w:val="single"/>
         </w:rPr>
-      </w:pPr>
-    </w:p>
-    <w:p>
-      <w:pPr>
-        <w:spacing w:before="0" w:line="240" w:lineRule="auto"/>
-        <w:jc w:val="center"/>
-        <w:rPr>
-          <w:b/>
-          <w:bCs/>
-          <w:sz w:val="32"/>
-          <w:szCs w:val="32"/>
-          <w:u w:val="single"/>
-        </w:rPr>
-      </w:pPr>
-    </w:p>
-    <w:p>
-      <w:pPr>
-        <w:spacing w:before="0" w:line="240" w:lineRule="auto"/>
-        <w:jc w:val="center"/>
-        <w:rPr>
-          <w:b/>
-          <w:bCs/>
-          <w:sz w:val="32"/>
-          <w:szCs w:val="32"/>
-          <w:u w:val="single"/>
-        </w:rPr>
-      </w:pPr>
-    </w:p>
-    <w:p>
-      <w:pPr>
-        <w:spacing w:before="0" w:line="240" w:lineRule="auto"/>
-        <w:jc w:val="center"/>
-        <w:rPr>
-          <w:b/>
-          <w:bCs/>
-          <w:sz w:val="32"/>
-          <w:szCs w:val="32"/>
-          <w:u w:val="single"/>
-        </w:rPr>
-      </w:pPr>
-    </w:p>
-    <w:p>
-      <w:pPr>
-        <w:spacing w:before="0" w:line="240" w:lineRule="auto"/>
-        <w:jc w:val="center"/>
-        <w:rPr>
-          <w:b/>
-          <w:bCs/>
-          <w:sz w:val="32"/>
-          <w:szCs w:val="32"/>
-          <w:u w:val="single"/>
-        </w:rPr>
-      </w:pPr>
-    </w:p>
-    <w:p>
-      <w:pPr>
-        <w:spacing w:before="0" w:line="240" w:lineRule="auto"/>
-        <w:jc w:val="center"/>
-        <w:rPr>
-          <w:b/>
-          <w:bCs/>
-          <w:sz w:val="32"/>
-          <w:szCs w:val="32"/>
-          <w:u w:val="single"/>
-        </w:rPr>
-      </w:pPr>
-    </w:p>
-    <w:p>
-      <w:pPr>
-        <w:spacing w:before="0" w:line="240" w:lineRule="auto"/>
-        <w:jc w:val="center"/>
-        <w:rPr>
-          <w:b/>
-          <w:bCs/>
-          <w:sz w:val="32"/>
-          <w:szCs w:val="32"/>
-          <w:u w:val="single"/>
-        </w:rPr>
-      </w:pPr>
-    </w:p>
-    <w:p>
-      <w:pPr>
-        <w:spacing w:before="0" w:line="240" w:lineRule="auto"/>
-        <w:jc w:val="center"/>
-        <w:rPr>
-          <w:b/>
-          <w:bCs/>
-          <w:sz w:val="32"/>
-          <w:szCs w:val="32"/>
-          <w:u w:val="single"/>
-        </w:rPr>
-      </w:pPr>
-      <w:r>
-        <w:rPr>
-          <w:b/>
-          <w:bCs/>
-          <w:sz w:val="32"/>
-          <w:szCs w:val="32"/>
-          <w:u w:val="single"/>
-        </w:rPr>
-        <w:lastRenderedPageBreak/>
         <w:t xml:space="preserve">TS </w:t>
       </w:r>
       <w:r>
@@ -3507,6 +3419,7 @@
                 <w:szCs w:val="32"/>
                 <w:lang w:val="en-IN" w:eastAsia="en-IN" w:bidi="ml-IN"/>
               </w:rPr>
+              <w:lastRenderedPageBreak/>
               <w:t>T.S.1.1.5.</w:t>
             </w:r>
             <w:r>
@@ -5162,7 +5075,6 @@
           <w:szCs w:val="40"/>
           <w:lang w:val="en-IN" w:eastAsia="en-IN"/>
         </w:rPr>
-        <w:lastRenderedPageBreak/>
         <w:t xml:space="preserve">"zlÉ" </w:t>
       </w:r>
       <w:r>
@@ -5171,16 +5083,7 @@
           <w:bCs/>
           <w:sz w:val="32"/>
         </w:rPr>
-        <w:t xml:space="preserve">replaced </w:t>
-      </w:r>
-      <w:proofErr w:type="gramStart"/>
-      <w:r>
-        <w:rPr>
-          <w:b/>
-          <w:bCs/>
-          <w:sz w:val="32"/>
-        </w:rPr>
-        <w:t>with</w:t>
+        <w:t>replaced with</w:t>
       </w:r>
       <w:r>
         <w:rPr>
@@ -5202,7 +5105,6 @@
         </w:rPr>
         <w:t>"</w:t>
       </w:r>
-      <w:proofErr w:type="gramEnd"/>
       <w:r>
         <w:rPr>
           <w:rFonts w:ascii="BRH Devanagari" w:hAnsi="BRH Devanagari" w:cs="BRH Devanagari"/>
@@ -5294,7 +5196,11 @@
           <w:u w:val="single"/>
         </w:rPr>
       </w:pPr>
-      <w:r>
+    </w:p>
+    <w:p>
+      <w:pPr>
+        <w:spacing w:before="0" w:line="240" w:lineRule="auto"/>
+        <w:jc w:val="center"/>
         <w:rPr>
           <w:b/>
           <w:bCs/>
@@ -5302,6 +5208,42 @@
           <w:szCs w:val="32"/>
           <w:u w:val="single"/>
         </w:rPr>
+      </w:pPr>
+    </w:p>
+    <w:p>
+      <w:pPr>
+        <w:spacing w:before="0" w:line="240" w:lineRule="auto"/>
+        <w:jc w:val="center"/>
+        <w:rPr>
+          <w:b/>
+          <w:bCs/>
+          <w:sz w:val="32"/>
+          <w:szCs w:val="32"/>
+          <w:u w:val="single"/>
+        </w:rPr>
+      </w:pPr>
+    </w:p>
+    <w:p>
+      <w:pPr>
+        <w:spacing w:before="0" w:line="240" w:lineRule="auto"/>
+        <w:jc w:val="center"/>
+        <w:rPr>
+          <w:b/>
+          <w:bCs/>
+          <w:sz w:val="32"/>
+          <w:szCs w:val="32"/>
+          <w:u w:val="single"/>
+        </w:rPr>
+      </w:pPr>
+      <w:r>
+        <w:rPr>
+          <w:b/>
+          <w:bCs/>
+          <w:sz w:val="32"/>
+          <w:szCs w:val="32"/>
+          <w:u w:val="single"/>
+        </w:rPr>
+        <w:lastRenderedPageBreak/>
         <w:t xml:space="preserve">TS </w:t>
       </w:r>
       <w:r>
@@ -6911,7 +6853,6 @@
                 <w:szCs w:val="32"/>
                 <w:lang w:val="en-IN" w:eastAsia="en-IN" w:bidi="ml-IN"/>
               </w:rPr>
-              <w:lastRenderedPageBreak/>
               <w:t>T.S.1.1.5.2</w:t>
             </w:r>
             <w:r>
@@ -7216,7 +7157,7 @@
       </w:tr>
       <w:tr>
         <w:trPr>
-          <w:trHeight w:val="1049"/>
+          <w:trHeight w:val="1191"/>
         </w:trPr>
         <w:tc>
           <w:tcPr>
@@ -7509,28 +7450,7 @@
           <w:szCs w:val="32"/>
           <w:u w:val="single"/>
         </w:rPr>
-        <w:t>===================</w:t>
-      </w:r>
-    </w:p>
-    <w:p>
-      <w:pPr>
-        <w:jc w:val="center"/>
-        <w:rPr>
-          <w:b/>
-          <w:bCs/>
-          <w:sz w:val="32"/>
-          <w:szCs w:val="32"/>
-          <w:u w:val="single"/>
-        </w:rPr>
-      </w:pPr>
-      <w:r>
-        <w:rPr>
-          <w:b/>
-          <w:bCs/>
-          <w:sz w:val="32"/>
-          <w:szCs w:val="32"/>
-          <w:u w:val="single"/>
-        </w:rPr>
+        <w:lastRenderedPageBreak/>
         <w:t xml:space="preserve">TS </w:t>
       </w:r>
       <w:r>
@@ -8151,7 +8071,6 @@
               </w:rPr>
               <w:t>sÉç</w:t>
             </w:r>
-            <w:proofErr w:type="gramStart"/>
             <w:r>
               <w:rPr>
                 <w:rFonts w:ascii="BRH Malayalam Extra" w:hAnsi="BRH Malayalam Extra" w:cs="BRH Devanagari Extra"/>
@@ -8174,7 +8093,6 @@
               </w:rPr>
               <w:t>zÉ</w:t>
             </w:r>
-            <w:proofErr w:type="gramEnd"/>
             <w:r>
               <w:rPr>
                 <w:rFonts w:ascii="BRH Malayalam Extra" w:hAnsi="BRH Malayalam Extra" w:cs="BRH Devanagari Extra"/>
